--- a/dokumentation/08_monitoring_backup_restore.docx
+++ b/dokumentation/08_monitoring_backup_restore.docx
@@ -2122,6 +2122,113 @@
     </w:p>
     <w:p>
       <w:pPr>
+        <w:pStyle w:val="Heading2"/>
+      </w:pPr>
+      <w:r>
+        <w:t>11.1 Praktischer Restore-Endnachweis (pacman-dev)</w:t>
+      </w:r>
+    </w:p>
+    <w:p>
+      <w:pPr/>
+      <w:r>
+        <w:t>Ergänzend zum konzeptionellen Restore-Verfahren aus Abschnitt 11 wurde in der Umgebung pacman-dev ein vollständiger End-to-End-Restore-Test durchgeführt: Backup eines eindeutigen Testdatensatzes, kontrollierte Löschung dieses Datensatzes, Restore aus genau diesem Backup und anschließender fachlicher Datenvergleich. Ziel war der Nachweis, dass ein reales MongoDB-Backup aus pacman-dev nicht nur erstellt, sondern auch tatsächlich wiederhergestellt werden kann.</w:t>
+      </w:r>
+    </w:p>
+    <w:p>
+      <w:pPr/>
+      <w:r>
+        <w:t>Für den Test wurde ein eindeutig benannter Testdatensatz (RESTORE_FINAL_20260917) verwendet, damit sich seine Anwesenheit oder Abwesenheit in der Datenbank ohne Verwechslungsrisiko mit regulären oder bereits vorhandenen Highscore-Einträgen (Ibrahim-Score, AP25-RESTORE-TEST-2256) eindeutig nachweisen lässt. Beide vorhandenen Datensätze wurden während des gesamten Tests unverändert gelassen und ihre Existenz vor und nach jedem Schritt read-only kontrolliert.</w:t>
+      </w:r>
+    </w:p>
+    <w:p>
+      <w:pPr/>
+      <w:r>
+        <w:t>Der Testdatensatz wurde kontrolliert direkt in der Dev-MongoDB als Testfixture erzeugt, unter Übernahme der bestehenden Dokumentstruktur eines vorhandenen Highscore-Eintrags. Diese Methodik wird hier bewusst transparent dokumentiert: Die Erzeugung erfolgte nicht über die Pacman-Webanwendung, da der Schreibpfad über die Legacy-Anwendung im Rahmen dieses Tests nicht zuverlässig nachgewiesen werden konnte. Nach der Erzeugung war der Datensatz mit genau einem Treffer in MongoDB vorhanden und wurde zusätzlich in der Pacman-Webanwendung angezeigt.</w:t>
+      </w:r>
+    </w:p>
+    <w:p>
+      <w:pPr/>
+      <w:r>
+        <w:t>Aus dem bestehenden MongoDB-Backup-CronJob wurde ein einmaliger, eindeutig benannter Job (mongodb-backup-restorefinal-20260917) erzeugt, der mit dem Status Complete abschloss. Die erzeugte Backup-Datei /backup/pacman-20260917-124440.archive.gz war 1068 Bytes groß; ihre SHA-256-Prüfsumme lautete 05820620b5100b5eac9a2c1753e4be058c93df737117ccac3803b0a93c1eb614. Datei, Größe und Prüfsumme wurden über einen temporären, ausschließlich lesend gemounteten Prüf-Pod auf dem Backup-PVC erfasst und der Pod danach wieder entfernt. Diese Prüfung stellt sicher, dass die für den späteren Restore verwendete Datei tatsächlich existiert, die erwartete Größe besitzt und bis zum Restore unverändert bleibt; das Backup-Log bestätigte zusätzlich, dass die Collection pacman.highscore zu diesem Zeitpunkt 3 Dokumente enthielt, einschließlich des Testdatensatzes.</w:t>
+      </w:r>
+    </w:p>
+    <w:p>
+      <w:pPr/>
+      <w:r>
+        <w:t>Anschließend wurde ausschließlich der Testdatensatz über einen einmaligen Job (restoretest-delete-highscore beziehungsweise für den finalen Testlauf restorefinal-delete-20260917) mit deleteOne entfernt. Der Job schloss mit Complete ab, das Job-Log bestätigte deletedCount: 1. Eine anschließende read-only-Abfrage ergab null Treffer für RESTORE_FINAL_20260917, während AP25-RESTORE-TEST-2256 und Ibrahim-Score weiterhin unverändert vorhanden waren. Die Abwesenheit des Testdatensatzes wurde zusätzlich in der Pacman-Webanwendung bestätigt.</w:t>
+      </w:r>
+    </w:p>
+    <w:p>
+      <w:pPr/>
+      <w:r>
+        <w:t>Ein Job-Status Complete allein belegt nur, dass der jeweilige Container ohne Laufzeitfehler beendet wurde; er sagt nichts darüber aus, ob die fachlich gewünschte Datenänderung tatsächlich eingetreten ist. Ein deleteOne-Aufruf mit einem nicht passenden Filter oder ein mongorestore in eine falsche Collection würde ebenfalls als Complete abschließen, ohne das beabsichtigte Ergebnis zu erzielen. Aus diesem Grund wurde in jedem Schritt zusätzlich eine read-only-Abfrage in MongoDB als fachlicher Nachweis durchgeführt, sowohl für den gelöschten Testdatensatz als auch für die unveränderten Vergleichsdatensätze.</w:t>
+      </w:r>
+    </w:p>
+    <w:p>
+      <w:pPr/>
+      <w:r>
+        <w:t>Der Restore wurde auf Basis des bestehenden, bereits produktiv genutzten Restore-Verfahrens (mongodb-restore-manual) ausgeführt: mongorestore mit --archive, --gzip, --nsInclude="pacman.highscore" und --drop, Zugangsdaten über secretKeyRef aus dem Secret mongodb-credentials. Es wurde kein neues Restore-Verfahren erfunden, sondern lediglich die zu verwendende Backup-Datei im neuen, eindeutig benannten Job mongodb-restore-final-20260917 auf /backup/pacman-20260917-124440.archive.gz gesetzt. Der Job schloss mit Complete ab; das Job-Log bestätigte "3 document(s) restored successfully. 0 document(s) failed to restore." Der fachliche Nachweis erfolgte anschließend über eine erneute read-only-Abfrage: RESTORE_FINAL_20260917 war danach mit genau einem Treffer wieder vorhanden, und sowohl AP25-RESTORE-TEST-2256 als auch Ibrahim-Score blieben unverändert vorhanden.</w:t>
+      </w:r>
+    </w:p>
+    <w:p>
+      <w:pPr/>
+      <w:r>
+        <w:t>Nach dem Restore waren das Deployment pacman mit 1/1 Ready und Available sowie das StatefulSet mongodb mit 1/1 Ready gemeldet. Die MongoDB-Logs enthielten keine auf den Restore bezogenen Fehler. In den Pacman-Anwendungslogs trat ein vorbestehender ENOENT-Fehler beim Cloud-Metadata-Lookup in location.js auf; dieser Fehler ist eine bekannte Legacy-/Umgebungseinschränkung der Anwendung außerhalb einer Cloud-Umgebung und steht in keinem fachlichen Zusammenhang mit dem Restore-Vorgang.</w:t>
+      </w:r>
+    </w:p>
+    <w:p>
+      <w:pPr/>
+      <w:r>
+        <w:t>Dieser Test reduziert das Risiko, dass ein Backup zwar erstellt, im Ernstfall aber nicht verwendbar ist. Geprüft wurden dabei sowohl die technische Ausführbarkeit von Backup- und Restore-Job als auch die fachliche Korrektheit des Ergebnisses, einschließlich der Tatsache, dass ein Restore mit --drop ausschließlich die Ziel-Collection ersetzt und andere zum Zeitpunkt des Backups vorhandene, nicht betroffene Datensätze vollständig erhält.</w:t>
+      </w:r>
+    </w:p>
+    <w:p>
+      <w:pPr/>
+      <w:r>
+        <w:t>Der Test wurde in einem lokalen Single-Node-Kubernetes-Cluster (docker-desktop) mit einer einzelnen MongoDB-Instanz ohne Replikation sowie mit hostpath-basierten PersistentVolumes durchgeführt. Damit sind weder ein Node-Ausfall noch ein Verlust des zugrunde liegenden Storage-Hosts abgedeckt; Backup- und Datenbank-PVC liegen auf demselben lokalen Storage-Backend. Für das RPO gilt bei täglichem Backup weiterhin ein theoretisches maximales Datenverlustfenster von bis zu 24 Stunden. Die gemessene technische Laufzeit des hier ausgeführten Restore-Jobs betrug 12 Sekunden; wie bereits im Restore-Konzept festgehalten, ist dies ausdrücklich nicht das vollständige betriebliche RTO, da Fehlererkennung, Diagnose, Auswahl und Prüfung des Backups, manueller Start des Restore-Jobs sowie der fachliche und anwendungsseitige Funktionsnachtest zusätzliche Zeit beanspruchen. Eine vollständige End-to-End-RTO-Messung wurde auch in diesem Testlauf nicht separat mit durchgängiger Zeitmessung ermittelt.</w:t>
+      </w:r>
+    </w:p>
+    <w:p>
+      <w:pPr/>
+      <w:r>
+        <w:t>Folgende Screenshots dienen als Nachweis und sind noch zu ergänzen:</w:t>
+      </w:r>
+    </w:p>
+    <w:p>
+      <w:pPr>
+        <w:pStyle w:val="ListBullet"/>
+      </w:pPr>
+      <w:r>
+        <w:t>Restore_Final_01_Testdatensatz_vor_Backup.png – noch zu ergänzen</w:t>
+      </w:r>
+    </w:p>
+    <w:p>
+      <w:pPr>
+        <w:pStyle w:val="ListBullet"/>
+      </w:pPr>
+      <w:r>
+        <w:t>Restore_Final_02_Testdatensatz_nach_Loeschung.png – noch zu ergänzen</w:t>
+      </w:r>
+    </w:p>
+    <w:p>
+      <w:pPr>
+        <w:pStyle w:val="ListBullet"/>
+      </w:pPr>
+      <w:r>
+        <w:t>Restore_Final_03_Testdatensatz_nach_Restore.png – noch zu ergänzen</w:t>
+      </w:r>
+    </w:p>
+    <w:p>
+      <w:pPr/>
+      <w:r>
+        <w:t>Zusammengefasst durchlief der Test die Kette Backup → kontrollierte Löschung → Restore → Datenbank-Nachtest → Anwendungs-Nachtest. Der datenbankseitige Restore-Endnachweis ist erfolgreich abgeschlossen: Backup-Datei, Dateigröße und Prüfsumme wurden bestätigt, die kontrollierte Löschung des Testdatensatzes wurde mit deletedCount: 1 nachgewiesen, und der Restore aus exakt diesem Backup stellte den Testdatensatz bei unverändertem Zustand der übrigen Datensätze wieder her. Die abschließende Browserprüfung nach dem Restore (Erreichbarkeit von Anwendung und Highscore-Seite, sichtbare Rückkehr von RESTORE_FINAL_20260917) steht noch aus und wird hier erst nach vorliegendem bestätigtem Nachweis als abgeschlossen markiert.</w:t>
+      </w:r>
+    </w:p>
+    <w:p>
+      <w:pPr/>
+    </w:p>
+    <w:p>
+      <w:pPr>
         <w:pStyle w:val="Heading1"/>
       </w:pPr>
       <w:r>

--- a/dokumentation/08_monitoring_backup_restore.docx
+++ b/dokumentation/08_monitoring_backup_restore.docx
@@ -2191,7 +2191,7 @@
     <w:p>
       <w:pPr/>
       <w:r>
-        <w:t>Folgende Screenshots dienen als Nachweis und sind noch zu ergänzen:</w:t>
+        <w:t xml:space="preserve">Fuer diesen fruehen Testlauf (RESTORE_FINAL_20260917) wurden die vorgesehenen Screenshots nie nachgereicht. Der Test wurde deshalb spaeter vollstaendig als Testfall IHK-RESTORE-UI-001 wiederholt, dieses Mal mit dem Testdatensatz ueber die Pacman-Webanwendung erzeugt und mit vollstaendiger Screenshot-Dokumentation. Massgeblich fuer den IHK-Nachweis sind daher folgende, real vorhandene Screenshots:</w:t>
       </w:r>
     </w:p>
     <w:p>
@@ -2199,7 +2199,7 @@
         <w:pStyle w:val="ListBullet"/>
       </w:pPr>
       <w:r>
-        <w:t>Restore_Final_01_Testdatensatz_vor_Backup.png – noch zu ergänzen</w:t>
+        <w:t>screenshots/18_backup_restore/IHK_RESTORE_UI_001_01_vor_loeschung.png – Testdatensatz vor Loeschung sichtbar (Rang 1)</w:t>
       </w:r>
     </w:p>
     <w:p>
@@ -2207,7 +2207,7 @@
         <w:pStyle w:val="ListBullet"/>
       </w:pPr>
       <w:r>
-        <w:t>Restore_Final_02_Testdatensatz_nach_Loeschung.png – noch zu ergänzen</w:t>
+        <w:t>screenshots/18_backup_restore/IHK_RESTORE_UI_001_02_nach_loeschung.png – Testdatensatz nach kontrollierter Loeschung nicht mehr vorhanden</w:t>
       </w:r>
     </w:p>
     <w:p>
@@ -2215,13 +2215,13 @@
         <w:pStyle w:val="ListBullet"/>
       </w:pPr>
       <w:r>
-        <w:t>Restore_Final_03_Testdatensatz_nach_Restore.png – noch zu ergänzen</w:t>
+        <w:t>screenshots/18_backup_restore/IHK_RESTORE_UI_001_03_nach_restore.png – Testdatensatz nach Restore wieder vorhanden</w:t>
       </w:r>
     </w:p>
     <w:p>
       <w:pPr/>
       <w:r>
-        <w:t>Zusammengefasst durchlief der Test die Kette Backup → kontrollierte Löschung → Restore → Datenbank-Nachtest → Anwendungs-Nachtest. Der datenbankseitige Restore-Endnachweis ist erfolgreich abgeschlossen: Backup-Datei, Dateigröße und Prüfsumme wurden bestätigt, die kontrollierte Löschung des Testdatensatzes wurde mit deletedCount: 1 nachgewiesen, und der Restore aus exakt diesem Backup stellte den Testdatensatz bei unverändertem Zustand der übrigen Datensätze wieder her. Die abschließende Browserprüfung nach dem Restore (Erreichbarkeit von Anwendung und Highscore-Seite, sichtbare Rückkehr von RESTORE_FINAL_20260917) steht noch aus und wird hier erst nach vorliegendem bestätigtem Nachweis als abgeschlossen markiert.</w:t>
+        <w:t>Zusammengefasst durchlief der Test die Kette Backup → kontrollierte Löschung → Restore → Datenbank-Nachtest → Anwendungs-Nachtest. Der datenbankseitige Restore-Endnachweis ist erfolgreich abgeschlossen: Backup-Datei, Dateigröße und Prüfsumme wurden bestätigt, die kontrollierte Löschung des Testdatensatzes wurde mit deletedCount: 1 nachgewiesen, und der Restore aus exakt diesem Backup stellte den Testdatensatz bei unverändertem Zustand der übrigen Datensätze wieder her. Fuer diesen fruehen Testlauf (RESTORE_FINAL_20260917) stand die abschliessende Browserpruefung noch aus. Der spaeter vollstaendig wiederholte Testfall IHK-RESTORE-UI-001 (siehe oben) erbrachte diesen Nachweis: Die drei Screenshots IHK_RESTORE_UI_001_01-03 belegen den Testdatensatz vor der Loeschung, nach der Loeschung und nach dem Restore in der Pacman-Webanwendung, deckungsgleich mit den zugehoerigen MongoDB-Abfragen. Der Restore-Endnachweis fuer pacman-dev ist damit vollstaendig abgeschlossen.</w:t>
       </w:r>
     </w:p>
     <w:p>
@@ -3914,7 +3914,7 @@
               <w:rPr>
                 <w:sz w:val="16"/>
               </w:rPr>
-              <w:t>In den vorliegenden Daten nicht eindeutig belegt</w:t>
+              <w:t xml:space="preserve">Fuer pacman-dev vollstaendig belegt (Testfall IHK-RESTORE-UI-001, Abschnitt 11.1); fuer pacman-prod weiterhin offen</w:t>
             </w:r>
           </w:p>
         </w:tc>
@@ -3928,7 +3928,7 @@
               <w:rPr>
                 <w:sz w:val="16"/>
               </w:rPr>
-              <w:t>Restore-Job + Prüfsumme + Datenvergleich als Primärnachweis erforderlich.</w:t>
+              <w:t xml:space="preserve">Fuer pacman-dev erbracht (Backup-Datei, SHA256, kontrollierte Loeschung, Restore-Job, DB- und UI-Nachtest, siehe Abschnitt 11.1); fuer pacman-prod weiterhin als Primaernachweis erforderlich.</w:t>
             </w:r>
           </w:p>
         </w:tc>
@@ -4046,7 +4046,7 @@
     </w:p>
     <w:p>
       <w:r>
-        <w:t>Der kontrollierte AP28-D09-Fehler mit falschem MongoDB-Hostname und der anschließende Fix zeigen die praktische Fehlerbehandlung. Für einen vollständig abgeschlossenen Backup-/Restore-Nachweis fehlen in den hier vorliegenden Daten noch die konkrete Prüfsummenvalidierung und ein eindeutig erfolgreicher Restore mit fachlichem Datenvergleich. Ebenso werden Prometheus-/Grafana-Endzustände erst nach Vorlage aktueller Target-, Query- und Dashboard-Nachweise als vollständig bestätigt bewertet.</w:t>
+        <w:t>Der kontrollierte AP28-D09-Fehler mit falschem MongoDB-Hostname und der anschließende Fix zeigen die praktische Fehlerbehandlung. Fuer pacman-dev liegt mit dem Testfall IHK-RESTORE-UI-001 (Abschnitt 11.1) ein vollstaendiger Backup-/Restore-Nachweis inklusive Pruefsummenvalidierung und fachlichem Datenvergleich vor. Fuer pacman-prod fehlen weiterhin die konkrete Pruefsummenvalidierung und ein eindeutig erfolgreicher Restore mit fachlichem Datenvergleich. Ebenso werden Prometheus-/Grafana-Endzustände erst nach Vorlage aktueller Target-, Query- und Dashboard-Nachweise als vollständig bestätigt bewertet.</w:t>
       </w:r>
     </w:p>
     <w:sectPr>

--- a/dokumentation/08_monitoring_backup_restore.docx
+++ b/dokumentation/08_monitoring_backup_restore.docx
@@ -2225,6 +2225,44 @@
       </w:r>
     </w:p>
     <w:p>
+      <w:pPr>
+        <w:pStyle w:val="Heading2"/>
+      </w:pPr>
+      <w:r>
+        <w:t>11.2 Praktischer Restore-Endnachweis (pacman-prod)</w:t>
+      </w:r>
+    </w:p>
+    <w:p>
+      <w:r>
+        <w:t xml:space="preserve">Am 23./24.09.2026 wurde derselbe End-to-End-Restore-Test zusaetzlich in pacman-prod durchgefuehrt, ueber die Pacman-Webanwendung (POST /highscores), nicht als direkt in MongoDB erzeugtes Testfixture. Testdatensatz: IHK-PROD-RESTORE-CLI-20260923-235940, Score 3141, Host manual-cli-test. Zwei vorhandene, unveraenderte Vergleichsdatensaetze (IHK-RESTORE-TEST-001 x2, Score 7777, sowie ein frueherer Datensatz IHK-PROD-RESTORE-20260923-182742, Score 1950) blieben waehrend des gesamten Tests read-only kontrolliert unangetastet.</w:t>
+      </w:r>
+    </w:p>
+    <w:p>
+      <w:r>
+        <w:t xml:space="preserve">Backup: einmaliger Job manual-backup-cli-restoretest-20260923, Complete. Erzeugte Datei /backup/pacman-cli-restoretest-20260923-215956.archive.gz, SHA-256-Pruefsumme bea55a5ad4a94d68e2b8b37fc8f6793bc3e79934dff57949ee332ca46298d79c, im selben Job-Lauf per sha256sum erzeugt und protokolliert. Backup-Log bestaetigte 4 Dokumente in pacman.highscore einschliesslich des Testdatensatzes.</w:t>
+      </w:r>
+    </w:p>
+    <w:p>
+      <w:r>
+        <w:t xml:space="preserve">Loeschung: einmaliger Job manual-delete-cli-restoretest-20260923 mit deleteOne auf genau den Testdatensatznamen. Der erste Anwendungsversuch schlug fehl (FailedCreate: Container-Requests 50m CPU/64Mi Memory unterschreiten das in overlays/prod aktive LimitRange-Minimum von 100m CPU/128Mi) und bestaetigte damit praktisch, dass die in Abschnitt 9 dokumentierte LimitRange-Durchsetzung in Prod tatsaechlich wirkt. Nach Anpassung der Ressourcen-Requests auf 100m/128Mi schloss der Job mit Complete ab, Job-Log bestaetigte deletedCount: 1. Eine anschliessende Abfrage ueber /highscores/list ergab keinen Treffer mehr fuer den Testdatensatz, waehrend beide Vergleichsdatensaetze unveraendert vorhanden blieben.</w:t>
+      </w:r>
+    </w:p>
+    <w:p>
+      <w:r>
+        <w:t xml:space="preserve">Restore: einmaliger Job mongodb-restore-cli-restoretest-20260923 auf Basis desselben Verfahrens wie in pacman-dev (mongorestore mit --archive, --gzip, --nsInclude="pacman.highscore", --drop). Vor dem eigentlichen Restore fuehrte der Job zusaetzlich sha256sum -c gegen die zuvor erzeugte Pruefsummendatei aus (Ergebnis: OK) und belegt damit, dass exakt die geprueften Bytes restauriert wurden. Job-Log bestaetigte "4 document(s) restored successfully. 0 document(s) failed to restore." Eine anschliessende Abfrage ueber /highscores/list zeigte den Testdatensatz (Score 3141) wieder vorhanden; beide Vergleichsdatensaetze blieben unveraendert.</w:t>
+      </w:r>
+    </w:p>
+    <w:p>
+      <w:r>
+        <w:t xml:space="preserve">Anwendungsnachtest nach Restore: alle drei Pacman-Prod-Replicas 1/1 Ready, HTTP 200 sowohl auf der Startseite als auch auf /highscores/list. Abschliessend wurde der Testdatensatz ueber einen weiteren einmaligen Job (manual-cleanup-cli-restoretest-20260923, deletedCount: 1) final entfernt, sodass der urspruengliche Datenbestand in pacman-prod unveraendert erhalten blieb. Alle vier temporaeren Jobs (Backup, Loeschung, Restore, Cleanup) wurden anschliessend aus dem Cluster geloescht.</w:t>
+      </w:r>
+    </w:p>
+    <w:p>
+      <w:r>
+        <w:t xml:space="preserve">Nachweisform: CLI-basiert (kubectl-Job-Logs, HTTP-Abfragen ueber die Anwendung); es wurden bewusst keine grafischen Screenshots erzeugt, analog zum bereits dokumentierten Muster des finalen Betriebs-Snapshots. Damit ist der datenbank- und anwendungsseitige Restore-Endnachweis fuer pacman-prod, einschliesslich Pruefsummenvalidierung vor dem Restore und fachlichem Vorher-/Nachher-Datenvergleich, vollstaendig erbracht.</w:t>
+      </w:r>
+    </w:p>
+    <w:p>
       <w:pPr/>
     </w:p>
     <w:p>
@@ -3914,7 +3952,7 @@
               <w:rPr>
                 <w:sz w:val="16"/>
               </w:rPr>
-              <w:t xml:space="preserve">Fuer pacman-dev vollstaendig belegt (Testfall IHK-RESTORE-UI-001, Abschnitt 11.1); fuer pacman-prod weiterhin offen</w:t>
+              <w:t xml:space="preserve">Fuer pacman-dev (Testfall IHK-RESTORE-UI-001, Abschnitt 11.1) und fuer pacman-prod (CLI-Testfall, Abschnitt 11.2) vollstaendig belegt</w:t>
             </w:r>
           </w:p>
         </w:tc>
@@ -3928,7 +3966,7 @@
               <w:rPr>
                 <w:sz w:val="16"/>
               </w:rPr>
-              <w:t xml:space="preserve">Fuer pacman-dev erbracht (Backup-Datei, SHA256, kontrollierte Loeschung, Restore-Job, DB- und UI-Nachtest, siehe Abschnitt 11.1); fuer pacman-prod weiterhin als Primaernachweis erforderlich.</w:t>
+              <w:t xml:space="preserve">Fuer pacman-dev erbracht (Backup-Datei, SHA256, kontrollierte Loeschung, Restore-Job, DB- und UI-Nachtest, siehe Abschnitt 11.1); fuer pacman-prod erbracht (Backup-Datei, SHA256-Pruefung vor Restore, kontrollierte Loeschung, Restore-Job, Anwendungs-Nachtest, siehe Abschnitt 11.2).</w:t>
             </w:r>
           </w:p>
         </w:tc>
@@ -4046,7 +4084,7 @@
     </w:p>
     <w:p>
       <w:r>
-        <w:t>Der kontrollierte AP28-D09-Fehler mit falschem MongoDB-Hostname und der anschließende Fix zeigen die praktische Fehlerbehandlung. Fuer pacman-dev liegt mit dem Testfall IHK-RESTORE-UI-001 (Abschnitt 11.1) ein vollstaendiger Backup-/Restore-Nachweis inklusive Pruefsummenvalidierung und fachlichem Datenvergleich vor. Fuer pacman-prod fehlen weiterhin die konkrete Pruefsummenvalidierung und ein eindeutig erfolgreicher Restore mit fachlichem Datenvergleich. Ebenso werden Prometheus-/Grafana-Endzustände erst nach Vorlage aktueller Target-, Query- und Dashboard-Nachweise als vollständig bestätigt bewertet.</w:t>
+        <w:t>Der kontrollierte AP28-D09-Fehler mit falschem MongoDB-Hostname und der anschließende Fix zeigen die praktische Fehlerbehandlung. Fuer pacman-dev liegt mit dem Testfall IHK-RESTORE-UI-001 (Abschnitt 11.1) ein vollstaendiger Backup-/Restore-Nachweis inklusive Pruefsummenvalidierung und fachlichem Datenvergleich vor. Fuer pacman-prod liegt mit dem am 23./24.09.2026 durchgefuehrten CLI-Testfall (Abschnitt 11.2) ebenfalls ein vollstaendiger Backup-/Restore-Nachweis inklusive Pruefsummenvalidierung und fachlichem Datenvergleich vor. Ein aktueller Grafana-Dashboard-Primaernachweis fuer Dev/Prod liegt zusaetzlich vor (screenshots/17_monitoring/AP24-14_grafana_finaler_uebersichtsnachweis_dev_prod.png).</w:t>
       </w:r>
     </w:p>
     <w:sectPr>
